--- a/reviewer_response_package/Reviewer_Response.docx
+++ b/reviewer_response_package/Reviewer_Response.docx
@@ -272,7 +272,10 @@
         <w:t>- The RF-vs-Decision-Tree comparison sentence was previously truncated mid-sentence and cited an unsupported 76.45% baseline. It now reports the real, freshly-trained Decision Tree baseline (72.00% accuracy) against the real RF result (73.65%), a reproducible 1.65-point gap, alongside 5-fold group-aware cross-validation of 78.78% +/- 2.52%.</w:t>
         <w:br/>
         <w:br/>
-        <w:t>All comparison figures below are now generated by code that parses the real confusion matrix out of each model's classification report, rather than reconstructing an approximate one from precision and recall  -  a latent bug we found and fixed in generate_comparison_report.py / regenerate_reports_only.py while verifying these numbers.</w:t>
+        <w:t>All comparison figures are now generated by code that parses the real confusion matrix out of each model's classification report, rather than reconstructing an approximate one from precision and recall  -  a latent bug we found and fixed in generate_comparison_report.py / regenerate_reports_only.py while verifying these numbers. Figure 11 in the manuscript has been regenerated accordingly, and Figure 12 (the keystroke confusion matrix) has been replaced with the real test-set matrix (TN=2,169, FP=611, FN=443, TP=777 on 4,000 held-out samples).</w:t>
+        <w:br/>
+        <w:br/>
+        <w:t>- Separately, while auditing every reported figure we found a fourth inconsistency the original submission had not flagged: the framework diagram (Figure 4) stated "Random Forest Accuracy = 83.5%", a value matching neither the previously reported figure nor the real trained result, and it also depicted a backspace/error-rate preprocessing step that the public CMU dataset cannot support. Figure 4 has been redrawn from the corrected methodology and the real metrics. We mention it explicitly because it is exactly the class of inconsistency this comment asked us to eliminate.</w:t>
       </w:r>
     </w:p>
     <w:p>
@@ -560,7 +563,7 @@
           <w:b w:val="0"/>
           <w:i w:val="0"/>
         </w:rPr>
-        <w:t>The keystroke threshold sweep is now explicit about methodology: theta is selected on the validation split only (F1-maximising, chosen threshold = 0.35), and reported separately from the held-out test-set evaluation at that chosen threshold, so no threshold was tuned on the same data used to report final performance. The full validation sweep and the resulting precision/recall trade-off are shown below.</w:t>
+        <w:t>The keystroke threshold sweep is now explicit about methodology: theta is selected on the validation split only (F1-maximising, chosen threshold = 0.35), and reported separately from the held-out test-set evaluation at that chosen threshold, so no threshold was tuned on the same data used to report final performance. The full validation sweep and the resulting precision/recall trade-off are shown below, and this sweep has also been added to the manuscript as a new figure (following Figure 12) so the selection procedure is visible to the reader rather than described only in text.</w:t>
       </w:r>
     </w:p>
     <w:p>
@@ -747,6 +750,118 @@
           <w:i w:val="0"/>
         </w:rPr>
         <w:t>No further action required  -  this point was resolved in the prior revision round and remains unchanged in the current version.</w:t>
+      </w:r>
+    </w:p>
+    <w:p>
+      <w:r>
+        <w:br w:type="page"/>
+      </w:r>
+    </w:p>
+    <w:p>
+      <w:pPr>
+        <w:pStyle w:val="Heading1"/>
+      </w:pPr>
+      <w:r>
+        <w:t>Summary of Figure and Diagram Changes</w:t>
+      </w:r>
+    </w:p>
+    <w:p>
+      <w:r>
+        <w:rPr>
+          <w:b w:val="0"/>
+          <w:i w:val="0"/>
+        </w:rPr>
+        <w:t>For traceability, the table below lists every figure altered in this revision and why. Tables 1-4 and Table 6 were also revised; those changes are described in the relevant points above.</w:t>
+      </w:r>
+    </w:p>
+    <w:p>
+      <w:r>
+        <w:rPr>
+          <w:b/>
+          <w:color w:val="1F4E79"/>
+        </w:rPr>
+        <w:t>Figure 4 - Proposed framework diagram  [REDRAWN]</w:t>
+      </w:r>
+    </w:p>
+    <w:p>
+      <w:r>
+        <w:rPr>
+          <w:b w:val="0"/>
+          <w:i w:val="0"/>
+        </w:rPr>
+        <w:t>The original diagram described a preprocessing step of "Error rate Calculated = total_words / bksp", a backspace-based feature the public CMU dataset does not contain (and the ratio was inverted). It also reported "Random Forest Accuracy = 83.5%", a third value inconsistent with both the previously reported and the real result, and listed a "Tabs open count" modality never described in the paper. Redrawn to show the real pipeline: CMU hold/flight-time features, within-subject proxy labelling, ResNet50V2 at 88.64%, Random Forest at 73.65% (78.78% +/- 2.52% CV), and the weighted late fusion actually implemented.</w:t>
+      </w:r>
+    </w:p>
+    <w:p>
+      <w:r>
+        <w:rPr>
+          <w:b/>
+          <w:color w:val="1F4E79"/>
+        </w:rPr>
+        <w:t>Figure 11 - Facial confusion matrices  [REGENERATED]</w:t>
+      </w:r>
+    </w:p>
+    <w:p>
+      <w:r>
+        <w:rPr>
+          <w:b w:val="0"/>
+          <w:i w:val="0"/>
+        </w:rPr>
+        <w:t>The previous version was produced by code that approximated each confusion matrix from precision and recall, so the image disagreed with the counts in the text. Regenerated directly from the real classification reports.</w:t>
+      </w:r>
+    </w:p>
+    <w:p>
+      <w:r>
+        <w:rPr>
+          <w:b/>
+          <w:color w:val="1F4E79"/>
+        </w:rPr>
+        <w:t>Figure 12 - Keystroke confusion matrix  [REPLACED]</w:t>
+      </w:r>
+    </w:p>
+    <w:p>
+      <w:r>
+        <w:rPr>
+          <w:b w:val="0"/>
+          <w:i w:val="0"/>
+        </w:rPr>
+        <w:t>Replaced with the real Random Forest test-set matrix (TN=2,169, FP=611, FN=443, TP=777). The previous image showed counts (222/34/122/22) that no longer correspond to any evaluation we can reproduce.</w:t>
+      </w:r>
+    </w:p>
+    <w:p>
+      <w:r>
+        <w:rPr>
+          <w:b/>
+          <w:color w:val="1F4E79"/>
+        </w:rPr>
+        <w:t>New figure - Threshold optimisation  [ADDED]</w:t>
+      </w:r>
+    </w:p>
+    <w:p>
+      <w:r>
+        <w:rPr>
+          <w:b w:val="0"/>
+          <w:i w:val="0"/>
+        </w:rPr>
+        <w:t>Precision, recall, F1 and specificity across the full threshold sweep on the validation split, with the selected tau* = 0.35 marked. Added in support of point 6.</w:t>
+      </w:r>
+    </w:p>
+    <w:p>
+      <w:r>
+        <w:rPr>
+          <w:b/>
+          <w:color w:val="1F4E79"/>
+        </w:rPr>
+        <w:t>New figure - Keystroke feature importance  [ADDED]</w:t>
+      </w:r>
+    </w:p>
+    <w:p>
+      <w:r>
+        <w:rPr>
+          <w:b w:val="0"/>
+          <w:i w:val="0"/>
+        </w:rPr>
+        <w:t>Random Forest feature importance (flight_std 49.77%, total_duration 15.06%, flight_mean 13.52%, hold_std 13.04%, hold_mean 8.61%). Added in support of point 1 and the Results discussion.</w:t>
       </w:r>
     </w:p>
     <w:p>
